--- a/AER_I_Submission/Abajian_Disclosure.docx
+++ b/AER_I_Submission/Abajian_Disclosure.docx
@@ -8,15 +8,11 @@
         <w:spacing w:before="49"/>
         <w:rPr>
           <w:rFonts w:ascii="Times New Roman" w:eastAsia="Times New Roman" w:hAnsi="Times New Roman" w:cs="Times New Roman"/>
-          <w:sz w:val="24"/>
-          <w:szCs w:val="24"/>
-        </w:rPr>
-      </w:pPr>
-      <w:r>
-        <w:rPr>
-          <w:rFonts w:ascii="Times New Roman" w:hAnsi="Times New Roman"/>
-          <w:sz w:val="24"/>
-          <w:szCs w:val="24"/>
+        </w:rPr>
+      </w:pPr>
+      <w:r>
+        <w:rPr>
+          <w:rFonts w:ascii="Times New Roman" w:hAnsi="Times New Roman" w:cs="Times New Roman"/>
         </w:rPr>
         <w:t>March 5, 2026</w:t>
       </w:r>
@@ -27,8 +23,6 @@
         <w:spacing w:before="49"/>
         <w:rPr>
           <w:rFonts w:ascii="Times New Roman" w:eastAsia="Times New Roman" w:hAnsi="Times New Roman" w:cs="Times New Roman"/>
-          <w:sz w:val="24"/>
-          <w:szCs w:val="24"/>
         </w:rPr>
       </w:pPr>
     </w:p>
@@ -38,15 +32,11 @@
         <w:spacing w:before="49"/>
         <w:rPr>
           <w:rFonts w:ascii="Times New Roman" w:eastAsia="Times New Roman" w:hAnsi="Times New Roman" w:cs="Times New Roman"/>
-          <w:sz w:val="24"/>
-          <w:szCs w:val="24"/>
-        </w:rPr>
-      </w:pPr>
-      <w:r>
-        <w:rPr>
-          <w:rFonts w:ascii="Times New Roman" w:hAnsi="Times New Roman"/>
-          <w:sz w:val="24"/>
-          <w:szCs w:val="24"/>
+        </w:rPr>
+      </w:pPr>
+      <w:r>
+        <w:rPr>
+          <w:rFonts w:ascii="Times New Roman" w:hAnsi="Times New Roman" w:cs="Times New Roman"/>
         </w:rPr>
         <w:t>Dear Editor(s),</w:t>
       </w:r>
@@ -57,8 +47,6 @@
         <w:spacing w:before="49"/>
         <w:rPr>
           <w:rFonts w:ascii="Times New Roman" w:eastAsia="Times New Roman" w:hAnsi="Times New Roman" w:cs="Times New Roman"/>
-          <w:sz w:val="24"/>
-          <w:szCs w:val="24"/>
           <w:u w:color="000000"/>
         </w:rPr>
       </w:pPr>
@@ -69,8 +57,6 @@
         <w:spacing w:before="49"/>
         <w:rPr>
           <w:rFonts w:ascii="Times New Roman" w:eastAsia="Times New Roman" w:hAnsi="Times New Roman" w:cs="Times New Roman"/>
-          <w:sz w:val="24"/>
-          <w:szCs w:val="24"/>
           <w:u w:color="000000"/>
         </w:rPr>
       </w:pPr>
@@ -82,16 +68,12 @@
         <w:ind w:firstLine="720"/>
         <w:rPr>
           <w:rFonts w:ascii="Times New Roman" w:eastAsia="Times New Roman" w:hAnsi="Times New Roman" w:cs="Times New Roman"/>
-          <w:sz w:val="24"/>
-          <w:szCs w:val="24"/>
-          <w:u w:color="000000"/>
-        </w:rPr>
-      </w:pPr>
-      <w:r>
-        <w:rPr>
-          <w:rFonts w:ascii="Times New Roman" w:eastAsia="Times New Roman" w:hAnsi="Times New Roman" w:cs="Times New Roman"/>
-          <w:sz w:val="24"/>
-          <w:szCs w:val="24"/>
+          <w:u w:color="000000"/>
+        </w:rPr>
+      </w:pPr>
+      <w:r>
+        <w:rPr>
+          <w:rFonts w:ascii="Times New Roman" w:eastAsia="Times New Roman" w:hAnsi="Times New Roman" w:cs="Times New Roman"/>
           <w:u w:color="000000"/>
         </w:rPr>
         <w:t xml:space="preserve">I have </w:t>
@@ -99,34 +81,94 @@
       <w:r>
         <w:rPr>
           <w:rFonts w:ascii="Times New Roman" w:eastAsia="Times New Roman" w:hAnsi="Times New Roman" w:cs="Times New Roman"/>
-          <w:sz w:val="24"/>
-          <w:szCs w:val="24"/>
-          <w:u w:color="000000"/>
-        </w:rPr>
-        <w:t xml:space="preserve">no conflicts of interest to declare. </w:t>
+          <w:u w:color="000000"/>
+        </w:rPr>
+        <w:t>no conflicts of interest to declare.</w:t>
+      </w:r>
+      <w:r>
+        <w:rPr>
+          <w:rFonts w:ascii="Times New Roman" w:eastAsia="Times New Roman" w:hAnsi="Times New Roman" w:cs="Times New Roman"/>
+          <w:u w:color="000000"/>
+        </w:rPr>
+        <w:t xml:space="preserve"> </w:t>
+      </w:r>
+      <w:r>
+        <w:rPr>
+          <w:rFonts w:ascii="Times New Roman" w:eastAsia="Times New Roman" w:hAnsi="Times New Roman" w:cs="Times New Roman"/>
+          <w:u w:color="000000"/>
+        </w:rPr>
+        <w:t xml:space="preserve">My work on this project is </w:t>
+      </w:r>
+      <w:r>
+        <w:rPr>
+          <w:rFonts w:ascii="Times New Roman" w:eastAsia="Times New Roman" w:hAnsi="Times New Roman" w:cs="Times New Roman"/>
+          <w:u w:color="000000"/>
+        </w:rPr>
+        <w:t xml:space="preserve">supported by funding from the </w:t>
       </w:r>
       <w:r>
         <w:rPr>
           <w:rFonts w:ascii="Times New Roman" w:hAnsi="Times New Roman" w:cs="Times New Roman"/>
-          <w:sz w:val="24"/>
-          <w:szCs w:val="24"/>
+        </w:rPr>
+        <w:t>Knobloch Family Foundation</w:t>
+      </w:r>
+      <w:r>
+        <w:rPr>
+          <w:rFonts w:ascii="Times New Roman" w:hAnsi="Times New Roman" w:cs="Times New Roman"/>
+        </w:rPr>
+        <w:t xml:space="preserve"> (“Foundation”)</w:t>
+      </w:r>
+      <w:r>
+        <w:rPr>
+          <w:rFonts w:ascii="Times New Roman" w:eastAsia="Times New Roman" w:hAnsi="Times New Roman" w:cs="Times New Roman"/>
+          <w:u w:color="000000"/>
+        </w:rPr>
+        <w:t xml:space="preserve">. Neither the Foundation nor associated persons have affected the direction of the research. </w:t>
+      </w:r>
+      <w:r>
+        <w:rPr>
+          <w:rFonts w:ascii="Times New Roman" w:hAnsi="Times New Roman" w:cs="Times New Roman"/>
         </w:rPr>
         <w:t>I</w:t>
       </w:r>
       <w:r>
         <w:rPr>
           <w:rFonts w:ascii="Times New Roman" w:eastAsia="Times New Roman" w:hAnsi="Times New Roman" w:cs="Times New Roman"/>
-          <w:sz w:val="24"/>
-          <w:szCs w:val="24"/>
-          <w:u w:color="000000"/>
-        </w:rPr>
-        <w:t xml:space="preserve"> have not received funds from any interested parties pertaining to t</w:t>
-      </w:r>
-      <w:r>
-        <w:rPr>
-          <w:rFonts w:ascii="Times New Roman" w:eastAsia="Times New Roman" w:hAnsi="Times New Roman" w:cs="Times New Roman"/>
-          <w:sz w:val="24"/>
-          <w:szCs w:val="24"/>
+          <w:u w:color="000000"/>
+        </w:rPr>
+        <w:t xml:space="preserve"> have not received fund</w:t>
+      </w:r>
+      <w:r>
+        <w:rPr>
+          <w:rFonts w:ascii="Times New Roman" w:eastAsia="Times New Roman" w:hAnsi="Times New Roman" w:cs="Times New Roman"/>
+          <w:u w:color="000000"/>
+        </w:rPr>
+        <w:t>s</w:t>
+      </w:r>
+      <w:r>
+        <w:rPr>
+          <w:rFonts w:ascii="Times New Roman" w:eastAsia="Times New Roman" w:hAnsi="Times New Roman" w:cs="Times New Roman"/>
+          <w:u w:color="000000"/>
+        </w:rPr>
+        <w:t xml:space="preserve"> from any </w:t>
+      </w:r>
+      <w:r>
+        <w:rPr>
+          <w:rFonts w:ascii="Times New Roman" w:eastAsia="Times New Roman" w:hAnsi="Times New Roman" w:cs="Times New Roman"/>
+          <w:u w:color="000000"/>
+        </w:rPr>
+        <w:t xml:space="preserve">other </w:t>
+      </w:r>
+      <w:r>
+        <w:rPr>
+          <w:rFonts w:ascii="Times New Roman" w:eastAsia="Times New Roman" w:hAnsi="Times New Roman" w:cs="Times New Roman"/>
+          <w:u w:color="000000"/>
+        </w:rPr>
+        <w:t>interested parties pertaining to t</w:t>
+      </w:r>
+      <w:r>
+        <w:rPr>
+          <w:rFonts w:ascii="Times New Roman" w:eastAsia="Times New Roman" w:hAnsi="Times New Roman" w:cs="Times New Roman"/>
           <w:u w:color="000000"/>
         </w:rPr>
         <w:t xml:space="preserve">his or related research during or prior to my time as a </w:t>
@@ -134,8 +176,6 @@
       <w:r>
         <w:rPr>
           <w:rFonts w:ascii="Times New Roman" w:eastAsia="Times New Roman" w:hAnsi="Times New Roman" w:cs="Times New Roman"/>
-          <w:sz w:val="24"/>
-          <w:szCs w:val="24"/>
           <w:u w:color="000000"/>
         </w:rPr>
         <w:t>postdoctoral</w:t>
@@ -143,8 +183,6 @@
       <w:r>
         <w:rPr>
           <w:rFonts w:ascii="Times New Roman" w:eastAsia="Times New Roman" w:hAnsi="Times New Roman" w:cs="Times New Roman"/>
-          <w:sz w:val="24"/>
-          <w:szCs w:val="24"/>
           <w:u w:color="000000"/>
         </w:rPr>
         <w:t xml:space="preserve"> associate</w:t>
@@ -152,8 +190,6 @@
       <w:r>
         <w:rPr>
           <w:rFonts w:ascii="Times New Roman" w:eastAsia="Times New Roman" w:hAnsi="Times New Roman" w:cs="Times New Roman"/>
-          <w:sz w:val="24"/>
-          <w:szCs w:val="24"/>
           <w:u w:color="000000"/>
         </w:rPr>
         <w:t>.</w:t>
@@ -161,8 +197,6 @@
       <w:r>
         <w:rPr>
           <w:rFonts w:ascii="Times New Roman" w:eastAsia="Times New Roman" w:hAnsi="Times New Roman" w:cs="Times New Roman"/>
-          <w:sz w:val="24"/>
-          <w:szCs w:val="24"/>
           <w:u w:color="000000"/>
         </w:rPr>
         <w:t xml:space="preserve"> </w:t>
@@ -174,8 +208,6 @@
         <w:spacing w:before="49"/>
         <w:rPr>
           <w:rFonts w:ascii="Times New Roman" w:eastAsia="Times New Roman" w:hAnsi="Times New Roman" w:cs="Times New Roman"/>
-          <w:sz w:val="24"/>
-          <w:szCs w:val="24"/>
           <w:u w:color="000000"/>
         </w:rPr>
       </w:pPr>
@@ -186,20 +218,9 @@
         <w:spacing w:before="49"/>
         <w:rPr>
           <w:rFonts w:ascii="Times New Roman" w:eastAsia="Times New Roman" w:hAnsi="Times New Roman" w:cs="Times New Roman"/>
-          <w:sz w:val="24"/>
-          <w:szCs w:val="24"/>
-          <w:u w:color="000000"/>
-        </w:rPr>
-      </w:pPr>
-      <w:r>
-        <w:rPr>
-          <w:rFonts w:ascii="Times New Roman" w:eastAsia="Times New Roman" w:hAnsi="Times New Roman" w:cs="Times New Roman"/>
-          <w:sz w:val="24"/>
-          <w:szCs w:val="24"/>
-          <w:u w:color="000000"/>
-        </w:rPr>
-        <w:tab/>
-      </w:r>
+          <w:u w:color="000000"/>
+        </w:rPr>
+      </w:pPr>
     </w:p>
     <w:p>
       <w:pPr>
@@ -207,20 +228,6 @@
         <w:spacing w:before="49"/>
         <w:rPr>
           <w:rFonts w:ascii="Times New Roman" w:eastAsia="Times New Roman" w:hAnsi="Times New Roman" w:cs="Times New Roman"/>
-          <w:sz w:val="24"/>
-          <w:szCs w:val="24"/>
-          <w:u w:color="000000"/>
-        </w:rPr>
-      </w:pPr>
-    </w:p>
-    <w:p>
-      <w:pPr>
-        <w:pStyle w:val="Body"/>
-        <w:spacing w:before="49"/>
-        <w:rPr>
-          <w:rFonts w:ascii="Times New Roman" w:eastAsia="Times New Roman" w:hAnsi="Times New Roman" w:cs="Times New Roman"/>
-          <w:sz w:val="24"/>
-          <w:szCs w:val="24"/>
         </w:rPr>
         <w:sectPr>
           <w:headerReference w:type="default" r:id="rId6"/>
@@ -237,15 +244,11 @@
         <w:pStyle w:val="Body"/>
         <w:rPr>
           <w:rFonts w:ascii="Times New Roman" w:eastAsia="Times New Roman" w:hAnsi="Times New Roman" w:cs="Times New Roman"/>
-          <w:sz w:val="24"/>
-          <w:szCs w:val="24"/>
-        </w:rPr>
-      </w:pPr>
-      <w:r>
-        <w:rPr>
-          <w:rFonts w:ascii="Times New Roman" w:hAnsi="Times New Roman"/>
-          <w:sz w:val="24"/>
-          <w:szCs w:val="24"/>
+        </w:rPr>
+      </w:pPr>
+      <w:r>
+        <w:rPr>
+          <w:rFonts w:ascii="Times New Roman" w:hAnsi="Times New Roman" w:cs="Times New Roman"/>
         </w:rPr>
         <w:t>Alexander Abajian</w:t>
       </w:r>
@@ -255,15 +258,11 @@
         <w:pStyle w:val="Body"/>
         <w:rPr>
           <w:rFonts w:ascii="Times New Roman" w:eastAsia="Times New Roman" w:hAnsi="Times New Roman" w:cs="Times New Roman"/>
-          <w:sz w:val="24"/>
-          <w:szCs w:val="24"/>
-        </w:rPr>
-      </w:pPr>
-      <w:r>
-        <w:rPr>
-          <w:rFonts w:ascii="Times New Roman" w:hAnsi="Times New Roman"/>
-          <w:sz w:val="24"/>
-          <w:szCs w:val="24"/>
+        </w:rPr>
+      </w:pPr>
+      <w:r>
+        <w:rPr>
+          <w:rFonts w:ascii="Times New Roman" w:hAnsi="Times New Roman" w:cs="Times New Roman"/>
         </w:rPr>
         <w:t>Yale School of the Environment</w:t>
       </w:r>
@@ -272,16 +271,12 @@
       <w:pPr>
         <w:pStyle w:val="Body"/>
         <w:rPr>
-          <w:rFonts w:ascii="Times New Roman" w:hAnsi="Times New Roman"/>
-          <w:sz w:val="24"/>
-          <w:szCs w:val="24"/>
-        </w:rPr>
-      </w:pPr>
-      <w:r>
-        <w:rPr>
-          <w:rFonts w:ascii="Times New Roman" w:hAnsi="Times New Roman"/>
-          <w:sz w:val="24"/>
-          <w:szCs w:val="24"/>
+          <w:rFonts w:ascii="Times New Roman" w:hAnsi="Times New Roman" w:cs="Times New Roman"/>
+        </w:rPr>
+      </w:pPr>
+      <w:r>
+        <w:rPr>
+          <w:rFonts w:ascii="Times New Roman" w:hAnsi="Times New Roman" w:cs="Times New Roman"/>
         </w:rPr>
         <w:t>8A Sage Hall</w:t>
       </w:r>
@@ -290,16 +285,12 @@
       <w:pPr>
         <w:pStyle w:val="Body"/>
         <w:rPr>
-          <w:rFonts w:ascii="Times New Roman" w:hAnsi="Times New Roman"/>
-          <w:sz w:val="24"/>
-          <w:szCs w:val="24"/>
-        </w:rPr>
-      </w:pPr>
-      <w:r>
-        <w:rPr>
-          <w:rFonts w:ascii="Times New Roman" w:hAnsi="Times New Roman"/>
-          <w:sz w:val="24"/>
-          <w:szCs w:val="24"/>
+          <w:rFonts w:ascii="Times New Roman" w:hAnsi="Times New Roman" w:cs="Times New Roman"/>
+        </w:rPr>
+      </w:pPr>
+      <w:r>
+        <w:rPr>
+          <w:rFonts w:ascii="Times New Roman" w:hAnsi="Times New Roman" w:cs="Times New Roman"/>
         </w:rPr>
         <w:t xml:space="preserve">205 Prospect Street </w:t>
       </w:r>
@@ -309,15 +300,11 @@
         <w:pStyle w:val="Body"/>
         <w:rPr>
           <w:rFonts w:ascii="Times New Roman" w:eastAsia="Times New Roman" w:hAnsi="Times New Roman" w:cs="Times New Roman"/>
-          <w:sz w:val="24"/>
-          <w:szCs w:val="24"/>
-        </w:rPr>
-      </w:pPr>
-      <w:r>
-        <w:rPr>
-          <w:rFonts w:ascii="Times New Roman" w:hAnsi="Times New Roman"/>
-          <w:sz w:val="24"/>
-          <w:szCs w:val="24"/>
+        </w:rPr>
+      </w:pPr>
+      <w:r>
+        <w:rPr>
+          <w:rFonts w:ascii="Times New Roman" w:hAnsi="Times New Roman" w:cs="Times New Roman"/>
         </w:rPr>
         <w:t>New Haven, CT 06511</w:t>
       </w:r>
@@ -328,8 +315,6 @@
         <w:spacing w:before="49"/>
         <w:rPr>
           <w:rFonts w:ascii="Times New Roman" w:eastAsia="Times New Roman" w:hAnsi="Times New Roman" w:cs="Times New Roman"/>
-          <w:sz w:val="24"/>
-          <w:szCs w:val="24"/>
           <w:u w:color="000000"/>
         </w:rPr>
       </w:pPr>
@@ -340,8 +325,6 @@
         <w:spacing w:before="49"/>
         <w:rPr>
           <w:rFonts w:ascii="Times New Roman" w:eastAsia="Times New Roman" w:hAnsi="Times New Roman" w:cs="Times New Roman"/>
-          <w:sz w:val="24"/>
-          <w:szCs w:val="24"/>
           <w:u w:color="000000"/>
         </w:rPr>
       </w:pPr>
@@ -352,12 +335,17 @@
         <w:spacing w:before="49"/>
         <w:rPr>
           <w:rFonts w:ascii="Times New Roman" w:hAnsi="Times New Roman" w:cs="Times New Roman"/>
-          <w:sz w:val="24"/>
-          <w:szCs w:val="24"/>
-        </w:rPr>
-      </w:pPr>
-    </w:p>
-    <w:p/>
+        </w:rPr>
+      </w:pPr>
+    </w:p>
+    <w:p>
+      <w:pPr>
+        <w:rPr>
+          <w:sz w:val="22"/>
+          <w:szCs w:val="22"/>
+        </w:rPr>
+      </w:pPr>
+    </w:p>
     <w:sectPr>
       <w:type w:val="continuous"/>
       <w:pgSz w:w="12240" w:h="15840"/>

--- a/AER_I_Submission/Abajian_Disclosure.docx
+++ b/AER_I_Submission/Abajian_Disclosure.docx
@@ -7,14 +7,18 @@
         <w:pStyle w:val="BodyA"/>
         <w:spacing w:before="49"/>
         <w:rPr>
-          <w:rFonts w:ascii="Times New Roman" w:eastAsia="Times New Roman" w:hAnsi="Times New Roman" w:cs="Times New Roman"/>
+          <w:rFonts w:ascii="Yale 2024" w:eastAsia="Times New Roman" w:hAnsi="Yale 2024" w:cs="Times New Roman"/>
+          <w:sz w:val="20"/>
+          <w:szCs w:val="20"/>
         </w:rPr>
       </w:pPr>
       <w:r>
         <w:rPr>
-          <w:rFonts w:ascii="Times New Roman" w:hAnsi="Times New Roman" w:cs="Times New Roman"/>
-        </w:rPr>
-        <w:t>March 5, 2026</w:t>
+          <w:rFonts w:ascii="Yale 2024" w:hAnsi="Yale 2024"/>
+          <w:sz w:val="20"/>
+          <w:szCs w:val="20"/>
+        </w:rPr>
+        <w:t>May 27, 2026</w:t>
       </w:r>
     </w:p>
     <w:p>
@@ -22,7 +26,9 @@
         <w:pStyle w:val="Body"/>
         <w:spacing w:before="49"/>
         <w:rPr>
-          <w:rFonts w:ascii="Times New Roman" w:eastAsia="Times New Roman" w:hAnsi="Times New Roman" w:cs="Times New Roman"/>
+          <w:rFonts w:ascii="Yale 2024" w:eastAsia="Times New Roman" w:hAnsi="Yale 2024" w:cs="Times New Roman"/>
+          <w:sz w:val="20"/>
+          <w:szCs w:val="20"/>
         </w:rPr>
       </w:pPr>
     </w:p>
@@ -31,12 +37,16 @@
         <w:pStyle w:val="Body"/>
         <w:spacing w:before="49"/>
         <w:rPr>
-          <w:rFonts w:ascii="Times New Roman" w:eastAsia="Times New Roman" w:hAnsi="Times New Roman" w:cs="Times New Roman"/>
+          <w:rFonts w:ascii="Yale 2024" w:eastAsia="Times New Roman" w:hAnsi="Yale 2024" w:cs="Times New Roman"/>
+          <w:sz w:val="20"/>
+          <w:szCs w:val="20"/>
         </w:rPr>
       </w:pPr>
       <w:r>
         <w:rPr>
-          <w:rFonts w:ascii="Times New Roman" w:hAnsi="Times New Roman" w:cs="Times New Roman"/>
+          <w:rFonts w:ascii="Yale 2024" w:hAnsi="Yale 2024" w:cs="Times New Roman"/>
+          <w:sz w:val="20"/>
+          <w:szCs w:val="20"/>
         </w:rPr>
         <w:t>Dear Editor(s),</w:t>
       </w:r>
@@ -46,7 +56,9 @@
         <w:pStyle w:val="Body"/>
         <w:spacing w:before="49"/>
         <w:rPr>
-          <w:rFonts w:ascii="Times New Roman" w:eastAsia="Times New Roman" w:hAnsi="Times New Roman" w:cs="Times New Roman"/>
+          <w:rFonts w:ascii="Yale 2024" w:eastAsia="Times New Roman" w:hAnsi="Yale 2024" w:cs="Times New Roman"/>
+          <w:sz w:val="20"/>
+          <w:szCs w:val="20"/>
           <w:u w:color="000000"/>
         </w:rPr>
       </w:pPr>
@@ -56,7 +68,9 @@
         <w:pStyle w:val="Body"/>
         <w:spacing w:before="49"/>
         <w:rPr>
-          <w:rFonts w:ascii="Times New Roman" w:eastAsia="Times New Roman" w:hAnsi="Times New Roman" w:cs="Times New Roman"/>
+          <w:rFonts w:ascii="Yale 2024" w:eastAsia="Times New Roman" w:hAnsi="Yale 2024" w:cs="Times New Roman"/>
+          <w:sz w:val="20"/>
+          <w:szCs w:val="20"/>
           <w:u w:color="000000"/>
         </w:rPr>
       </w:pPr>
@@ -67,136 +81,150 @@
         <w:spacing w:before="49"/>
         <w:ind w:firstLine="720"/>
         <w:rPr>
-          <w:rFonts w:ascii="Times New Roman" w:eastAsia="Times New Roman" w:hAnsi="Times New Roman" w:cs="Times New Roman"/>
+          <w:rFonts w:ascii="Yale 2024" w:eastAsia="Times New Roman" w:hAnsi="Yale 2024" w:cs="Times New Roman"/>
+          <w:sz w:val="20"/>
+          <w:szCs w:val="20"/>
           <w:u w:color="000000"/>
         </w:rPr>
       </w:pPr>
       <w:r>
         <w:rPr>
-          <w:rFonts w:ascii="Times New Roman" w:eastAsia="Times New Roman" w:hAnsi="Times New Roman" w:cs="Times New Roman"/>
+          <w:rFonts w:ascii="Yale 2024" w:eastAsia="Times New Roman" w:hAnsi="Yale 2024" w:cs="Times New Roman"/>
+          <w:sz w:val="20"/>
+          <w:szCs w:val="20"/>
           <w:u w:color="000000"/>
         </w:rPr>
         <w:t xml:space="preserve">I have </w:t>
       </w:r>
       <w:r>
         <w:rPr>
-          <w:rFonts w:ascii="Times New Roman" w:eastAsia="Times New Roman" w:hAnsi="Times New Roman" w:cs="Times New Roman"/>
+          <w:rFonts w:ascii="Yale 2024" w:eastAsia="Times New Roman" w:hAnsi="Yale 2024" w:cs="Times New Roman"/>
+          <w:sz w:val="20"/>
+          <w:szCs w:val="20"/>
           <w:u w:color="000000"/>
         </w:rPr>
         <w:t>no conflicts of interest to declare.</w:t>
       </w:r>
       <w:r>
         <w:rPr>
-          <w:rFonts w:ascii="Times New Roman" w:eastAsia="Times New Roman" w:hAnsi="Times New Roman" w:cs="Times New Roman"/>
-          <w:u w:color="000000"/>
-        </w:rPr>
-        <w:t xml:space="preserve"> </w:t>
-      </w:r>
-      <w:r>
-        <w:rPr>
-          <w:rFonts w:ascii="Times New Roman" w:eastAsia="Times New Roman" w:hAnsi="Times New Roman" w:cs="Times New Roman"/>
-          <w:u w:color="000000"/>
-        </w:rPr>
-        <w:t xml:space="preserve">My work on this project is </w:t>
-      </w:r>
-      <w:r>
-        <w:rPr>
-          <w:rFonts w:ascii="Times New Roman" w:eastAsia="Times New Roman" w:hAnsi="Times New Roman" w:cs="Times New Roman"/>
-          <w:u w:color="000000"/>
-        </w:rPr>
-        <w:t xml:space="preserve">supported by funding from the </w:t>
-      </w:r>
-      <w:r>
-        <w:rPr>
-          <w:rFonts w:ascii="Times New Roman" w:hAnsi="Times New Roman" w:cs="Times New Roman"/>
-        </w:rPr>
-        <w:t>Knobloch Family Foundation</w:t>
-      </w:r>
-      <w:r>
-        <w:rPr>
-          <w:rFonts w:ascii="Times New Roman" w:hAnsi="Times New Roman" w:cs="Times New Roman"/>
-        </w:rPr>
-        <w:t xml:space="preserve"> (“Foundation”)</w:t>
-      </w:r>
-      <w:r>
-        <w:rPr>
-          <w:rFonts w:ascii="Times New Roman" w:eastAsia="Times New Roman" w:hAnsi="Times New Roman" w:cs="Times New Roman"/>
+          <w:rFonts w:ascii="Yale 2024" w:eastAsia="Times New Roman" w:hAnsi="Yale 2024" w:cs="Times New Roman"/>
+          <w:sz w:val="20"/>
+          <w:szCs w:val="20"/>
+          <w:u w:color="000000"/>
+        </w:rPr>
+        <w:t xml:space="preserve"> My work on this project is supported by funding from the </w:t>
+      </w:r>
+      <w:r>
+        <w:rPr>
+          <w:rFonts w:ascii="Yale 2024" w:hAnsi="Yale 2024" w:cs="Times New Roman"/>
+          <w:sz w:val="20"/>
+          <w:szCs w:val="20"/>
+        </w:rPr>
+        <w:t>Knobloch Family Foundation (“Foundation”)</w:t>
+      </w:r>
+      <w:r>
+        <w:rPr>
+          <w:rFonts w:ascii="Yale 2024" w:eastAsia="Times New Roman" w:hAnsi="Yale 2024" w:cs="Times New Roman"/>
+          <w:sz w:val="20"/>
+          <w:szCs w:val="20"/>
           <w:u w:color="000000"/>
         </w:rPr>
         <w:t xml:space="preserve">. Neither the Foundation nor associated persons have affected the direction of the research. </w:t>
       </w:r>
       <w:r>
         <w:rPr>
-          <w:rFonts w:ascii="Times New Roman" w:hAnsi="Times New Roman" w:cs="Times New Roman"/>
+          <w:rFonts w:ascii="Yale 2024" w:hAnsi="Yale 2024" w:cs="Times New Roman"/>
+          <w:sz w:val="20"/>
+          <w:szCs w:val="20"/>
         </w:rPr>
         <w:t>I</w:t>
       </w:r>
       <w:r>
         <w:rPr>
-          <w:rFonts w:ascii="Times New Roman" w:eastAsia="Times New Roman" w:hAnsi="Times New Roman" w:cs="Times New Roman"/>
+          <w:rFonts w:ascii="Yale 2024" w:eastAsia="Times New Roman" w:hAnsi="Yale 2024" w:cs="Times New Roman"/>
+          <w:sz w:val="20"/>
+          <w:szCs w:val="20"/>
           <w:u w:color="000000"/>
         </w:rPr>
         <w:t xml:space="preserve"> have not received fund</w:t>
       </w:r>
       <w:r>
         <w:rPr>
-          <w:rFonts w:ascii="Times New Roman" w:eastAsia="Times New Roman" w:hAnsi="Times New Roman" w:cs="Times New Roman"/>
+          <w:rFonts w:ascii="Yale 2024" w:eastAsia="Times New Roman" w:hAnsi="Yale 2024" w:cs="Times New Roman"/>
+          <w:sz w:val="20"/>
+          <w:szCs w:val="20"/>
           <w:u w:color="000000"/>
         </w:rPr>
         <w:t>s</w:t>
       </w:r>
       <w:r>
         <w:rPr>
-          <w:rFonts w:ascii="Times New Roman" w:eastAsia="Times New Roman" w:hAnsi="Times New Roman" w:cs="Times New Roman"/>
+          <w:rFonts w:ascii="Yale 2024" w:eastAsia="Times New Roman" w:hAnsi="Yale 2024" w:cs="Times New Roman"/>
+          <w:sz w:val="20"/>
+          <w:szCs w:val="20"/>
           <w:u w:color="000000"/>
         </w:rPr>
         <w:t xml:space="preserve"> from any </w:t>
       </w:r>
       <w:r>
         <w:rPr>
-          <w:rFonts w:ascii="Times New Roman" w:eastAsia="Times New Roman" w:hAnsi="Times New Roman" w:cs="Times New Roman"/>
+          <w:rFonts w:ascii="Yale 2024" w:eastAsia="Times New Roman" w:hAnsi="Yale 2024" w:cs="Times New Roman"/>
+          <w:sz w:val="20"/>
+          <w:szCs w:val="20"/>
           <w:u w:color="000000"/>
         </w:rPr>
         <w:t xml:space="preserve">other </w:t>
       </w:r>
       <w:r>
         <w:rPr>
-          <w:rFonts w:ascii="Times New Roman" w:eastAsia="Times New Roman" w:hAnsi="Times New Roman" w:cs="Times New Roman"/>
+          <w:rFonts w:ascii="Yale 2024" w:eastAsia="Times New Roman" w:hAnsi="Yale 2024" w:cs="Times New Roman"/>
+          <w:sz w:val="20"/>
+          <w:szCs w:val="20"/>
           <w:u w:color="000000"/>
         </w:rPr>
         <w:t>interested parties pertaining to t</w:t>
       </w:r>
       <w:r>
         <w:rPr>
-          <w:rFonts w:ascii="Times New Roman" w:eastAsia="Times New Roman" w:hAnsi="Times New Roman" w:cs="Times New Roman"/>
+          <w:rFonts w:ascii="Yale 2024" w:eastAsia="Times New Roman" w:hAnsi="Yale 2024" w:cs="Times New Roman"/>
+          <w:sz w:val="20"/>
+          <w:szCs w:val="20"/>
           <w:u w:color="000000"/>
         </w:rPr>
         <w:t xml:space="preserve">his or related research during or prior to my time as a </w:t>
       </w:r>
       <w:r>
         <w:rPr>
-          <w:rFonts w:ascii="Times New Roman" w:eastAsia="Times New Roman" w:hAnsi="Times New Roman" w:cs="Times New Roman"/>
+          <w:rFonts w:ascii="Yale 2024" w:eastAsia="Times New Roman" w:hAnsi="Yale 2024" w:cs="Times New Roman"/>
+          <w:sz w:val="20"/>
+          <w:szCs w:val="20"/>
           <w:u w:color="000000"/>
         </w:rPr>
         <w:t>postdoctoral</w:t>
       </w:r>
       <w:r>
         <w:rPr>
-          <w:rFonts w:ascii="Times New Roman" w:eastAsia="Times New Roman" w:hAnsi="Times New Roman" w:cs="Times New Roman"/>
+          <w:rFonts w:ascii="Yale 2024" w:eastAsia="Times New Roman" w:hAnsi="Yale 2024" w:cs="Times New Roman"/>
+          <w:sz w:val="20"/>
+          <w:szCs w:val="20"/>
           <w:u w:color="000000"/>
         </w:rPr>
         <w:t xml:space="preserve"> associate</w:t>
       </w:r>
       <w:r>
         <w:rPr>
-          <w:rFonts w:ascii="Times New Roman" w:eastAsia="Times New Roman" w:hAnsi="Times New Roman" w:cs="Times New Roman"/>
+          <w:rFonts w:ascii="Yale 2024" w:eastAsia="Times New Roman" w:hAnsi="Yale 2024" w:cs="Times New Roman"/>
+          <w:sz w:val="20"/>
+          <w:szCs w:val="20"/>
           <w:u w:color="000000"/>
         </w:rPr>
         <w:t>.</w:t>
       </w:r>
       <w:r>
         <w:rPr>
-          <w:rFonts w:ascii="Times New Roman" w:eastAsia="Times New Roman" w:hAnsi="Times New Roman" w:cs="Times New Roman"/>
+          <w:rFonts w:ascii="Yale 2024" w:eastAsia="Times New Roman" w:hAnsi="Yale 2024" w:cs="Times New Roman"/>
+          <w:sz w:val="20"/>
+          <w:szCs w:val="20"/>
           <w:u w:color="000000"/>
         </w:rPr>
         <w:t xml:space="preserve"> </w:t>
@@ -207,7 +235,9 @@
         <w:pStyle w:val="Body"/>
         <w:spacing w:before="49"/>
         <w:rPr>
-          <w:rFonts w:ascii="Times New Roman" w:eastAsia="Times New Roman" w:hAnsi="Times New Roman" w:cs="Times New Roman"/>
+          <w:rFonts w:ascii="Yale 2024" w:eastAsia="Times New Roman" w:hAnsi="Yale 2024" w:cs="Times New Roman"/>
+          <w:sz w:val="20"/>
+          <w:szCs w:val="20"/>
           <w:u w:color="000000"/>
         </w:rPr>
       </w:pPr>
@@ -217,7 +247,9 @@
         <w:pStyle w:val="Body"/>
         <w:spacing w:before="49"/>
         <w:rPr>
-          <w:rFonts w:ascii="Times New Roman" w:eastAsia="Times New Roman" w:hAnsi="Times New Roman" w:cs="Times New Roman"/>
+          <w:rFonts w:ascii="Yale 2024" w:eastAsia="Times New Roman" w:hAnsi="Yale 2024" w:cs="Times New Roman"/>
+          <w:sz w:val="20"/>
+          <w:szCs w:val="20"/>
           <w:u w:color="000000"/>
         </w:rPr>
       </w:pPr>
@@ -227,86 +259,49 @@
         <w:pStyle w:val="Body"/>
         <w:spacing w:before="49"/>
         <w:rPr>
-          <w:rFonts w:ascii="Times New Roman" w:eastAsia="Times New Roman" w:hAnsi="Times New Roman" w:cs="Times New Roman"/>
+          <w:rFonts w:ascii="Yale 2024" w:eastAsia="Times New Roman" w:hAnsi="Yale 2024" w:cs="Times New Roman"/>
+          <w:sz w:val="20"/>
+          <w:szCs w:val="20"/>
         </w:rPr>
         <w:sectPr>
-          <w:headerReference w:type="default" r:id="rId6"/>
-          <w:footerReference w:type="default" r:id="rId7"/>
+          <w:headerReference w:type="even" r:id="rId6"/>
+          <w:headerReference w:type="default" r:id="rId7"/>
+          <w:footerReference w:type="even" r:id="rId8"/>
+          <w:footerReference w:type="default" r:id="rId9"/>
+          <w:headerReference w:type="first" r:id="rId10"/>
+          <w:footerReference w:type="first" r:id="rId11"/>
           <w:type w:val="continuous"/>
           <w:pgSz w:w="12240" w:h="15840"/>
-          <w:pgMar w:top="1440" w:right="1440" w:bottom="1440" w:left="1440" w:header="720" w:footer="720" w:gutter="0"/>
+          <w:pgMar w:top="2405" w:right="1800" w:bottom="1440" w:left="1800" w:header="720" w:footer="720" w:gutter="0"/>
           <w:cols w:space="720"/>
+          <w:docGrid w:linePitch="326"/>
         </w:sectPr>
       </w:pPr>
+      <w:r>
+        <w:rPr>
+          <w:rFonts w:ascii="Yale 2024" w:eastAsia="Times New Roman" w:hAnsi="Yale 2024" w:cs="Times New Roman"/>
+          <w:sz w:val="20"/>
+          <w:szCs w:val="20"/>
+        </w:rPr>
+        <w:t xml:space="preserve">Sincerely, </w:t>
+      </w:r>
     </w:p>
     <w:p>
       <w:pPr>
         <w:pStyle w:val="Body"/>
         <w:rPr>
-          <w:rFonts w:ascii="Times New Roman" w:eastAsia="Times New Roman" w:hAnsi="Times New Roman" w:cs="Times New Roman"/>
+          <w:rFonts w:ascii="Yale 2024" w:eastAsia="Times New Roman" w:hAnsi="Yale 2024" w:cs="Times New Roman"/>
+          <w:sz w:val="20"/>
+          <w:szCs w:val="20"/>
         </w:rPr>
       </w:pPr>
       <w:r>
         <w:rPr>
-          <w:rFonts w:ascii="Times New Roman" w:hAnsi="Times New Roman" w:cs="Times New Roman"/>
+          <w:rFonts w:ascii="Yale 2024" w:hAnsi="Yale 2024" w:cs="Times New Roman"/>
+          <w:sz w:val="20"/>
+          <w:szCs w:val="20"/>
         </w:rPr>
         <w:t>Alexander Abajian</w:t>
-      </w:r>
-    </w:p>
-    <w:p>
-      <w:pPr>
-        <w:pStyle w:val="Body"/>
-        <w:rPr>
-          <w:rFonts w:ascii="Times New Roman" w:eastAsia="Times New Roman" w:hAnsi="Times New Roman" w:cs="Times New Roman"/>
-        </w:rPr>
-      </w:pPr>
-      <w:r>
-        <w:rPr>
-          <w:rFonts w:ascii="Times New Roman" w:hAnsi="Times New Roman" w:cs="Times New Roman"/>
-        </w:rPr>
-        <w:t>Yale School of the Environment</w:t>
-      </w:r>
-    </w:p>
-    <w:p>
-      <w:pPr>
-        <w:pStyle w:val="Body"/>
-        <w:rPr>
-          <w:rFonts w:ascii="Times New Roman" w:hAnsi="Times New Roman" w:cs="Times New Roman"/>
-        </w:rPr>
-      </w:pPr>
-      <w:r>
-        <w:rPr>
-          <w:rFonts w:ascii="Times New Roman" w:hAnsi="Times New Roman" w:cs="Times New Roman"/>
-        </w:rPr>
-        <w:t>8A Sage Hall</w:t>
-      </w:r>
-    </w:p>
-    <w:p>
-      <w:pPr>
-        <w:pStyle w:val="Body"/>
-        <w:rPr>
-          <w:rFonts w:ascii="Times New Roman" w:hAnsi="Times New Roman" w:cs="Times New Roman"/>
-        </w:rPr>
-      </w:pPr>
-      <w:r>
-        <w:rPr>
-          <w:rFonts w:ascii="Times New Roman" w:hAnsi="Times New Roman" w:cs="Times New Roman"/>
-        </w:rPr>
-        <w:t xml:space="preserve">205 Prospect Street </w:t>
-      </w:r>
-    </w:p>
-    <w:p>
-      <w:pPr>
-        <w:pStyle w:val="Body"/>
-        <w:rPr>
-          <w:rFonts w:ascii="Times New Roman" w:eastAsia="Times New Roman" w:hAnsi="Times New Roman" w:cs="Times New Roman"/>
-        </w:rPr>
-      </w:pPr>
-      <w:r>
-        <w:rPr>
-          <w:rFonts w:ascii="Times New Roman" w:hAnsi="Times New Roman" w:cs="Times New Roman"/>
-        </w:rPr>
-        <w:t>New Haven, CT 06511</w:t>
       </w:r>
     </w:p>
     <w:p>
@@ -314,7 +309,9 @@
         <w:pStyle w:val="Body"/>
         <w:spacing w:before="49"/>
         <w:rPr>
-          <w:rFonts w:ascii="Times New Roman" w:eastAsia="Times New Roman" w:hAnsi="Times New Roman" w:cs="Times New Roman"/>
+          <w:rFonts w:ascii="Yale 2024" w:eastAsia="Times New Roman" w:hAnsi="Yale 2024" w:cs="Times New Roman"/>
+          <w:sz w:val="20"/>
+          <w:szCs w:val="20"/>
           <w:u w:color="000000"/>
         </w:rPr>
       </w:pPr>
@@ -324,7 +321,9 @@
         <w:pStyle w:val="Body"/>
         <w:spacing w:before="49"/>
         <w:rPr>
-          <w:rFonts w:ascii="Times New Roman" w:eastAsia="Times New Roman" w:hAnsi="Times New Roman" w:cs="Times New Roman"/>
+          <w:rFonts w:ascii="Yale 2024" w:eastAsia="Times New Roman" w:hAnsi="Yale 2024" w:cs="Times New Roman"/>
+          <w:sz w:val="20"/>
+          <w:szCs w:val="20"/>
           <w:u w:color="000000"/>
         </w:rPr>
       </w:pPr>
@@ -334,15 +333,18 @@
         <w:pStyle w:val="Body"/>
         <w:spacing w:before="49"/>
         <w:rPr>
-          <w:rFonts w:ascii="Times New Roman" w:hAnsi="Times New Roman" w:cs="Times New Roman"/>
+          <w:rFonts w:ascii="Yale 2024" w:hAnsi="Yale 2024" w:cs="Times New Roman"/>
+          <w:sz w:val="20"/>
+          <w:szCs w:val="20"/>
         </w:rPr>
       </w:pPr>
     </w:p>
     <w:p>
       <w:pPr>
         <w:rPr>
-          <w:sz w:val="22"/>
-          <w:szCs w:val="22"/>
+          <w:rFonts w:ascii="Yale 2024" w:hAnsi="Yale 2024"/>
+          <w:sz w:val="20"/>
+          <w:szCs w:val="20"/>
         </w:rPr>
       </w:pPr>
     </w:p>
@@ -379,7 +381,27 @@
 <w:ftr xmlns:wpc="http://schemas.microsoft.com/office/word/2010/wordprocessingCanvas" xmlns:cx="http://schemas.microsoft.com/office/drawing/2014/chartex" xmlns:cx1="http://schemas.microsoft.com/office/drawing/2015/9/8/chartex" xmlns:cx2="http://schemas.microsoft.com/office/drawing/2015/10/21/chartex" xmlns:cx3="http://schemas.microsoft.com/office/drawing/2016/5/9/chartex" xmlns:cx4="http://schemas.microsoft.com/office/drawing/2016/5/10/chartex" xmlns:cx5="http://schemas.microsoft.com/office/drawing/2016/5/11/chartex" xmlns:cx6="http://schemas.microsoft.com/office/drawing/2016/5/12/chartex" xmlns:cx7="http://schemas.microsoft.com/office/drawing/2016/5/13/chartex" xmlns:cx8="http://schemas.microsoft.com/office/drawing/2016/5/14/chartex" xmlns:mc="http://schemas.openxmlformats.org/markup-compatibility/2006" xmlns:aink="http://schemas.microsoft.com/office/drawing/2016/ink" xmlns:am3d="http://schemas.microsoft.com/office/drawing/2017/model3d" xmlns:o="urn:schemas-microsoft-com:office:office" xmlns:oel="http://schemas.microsoft.com/office/2019/extlst" xmlns:r="http://schemas.openxmlformats.org/officeDocument/2006/relationships" xmlns:m="http://schemas.openxmlformats.org/officeDocument/2006/math" xmlns:v="urn:schemas-microsoft-com:vml" xmlns:wp14="http://schemas.microsoft.com/office/word/2010/wordprocessingDrawing" xmlns:wp="http://schemas.openxmlformats.org/drawingml/2006/wordprocessingDrawing" xmlns:w10="urn:schemas-microsoft-com:office:word" xmlns:w="http://schemas.openxmlformats.org/wordprocessingml/2006/main" xmlns:w14="http://schemas.microsoft.com/office/word/2010/wordml" xmlns:w15="http://schemas.microsoft.com/office/word/2012/wordml" xmlns:w16cex="http://schemas.microsoft.com/office/word/2018/wordml/cex" xmlns:w16cid="http://schemas.microsoft.com/office/word/2016/wordml/cid" xmlns:w16="http://schemas.microsoft.com/office/word/2018/wordml" xmlns:w16du="http://schemas.microsoft.com/office/word/2023/wordml/word16du" xmlns:w16sdtdh="http://schemas.microsoft.com/office/word/2020/wordml/sdtdatahash" xmlns:w16sdtfl="http://schemas.microsoft.com/office/word/2024/wordml/sdtformatlock" xmlns:w16se="http://schemas.microsoft.com/office/word/2015/wordml/symex" xmlns:wpg="http://schemas.microsoft.com/office/word/2010/wordprocessingGroup" xmlns:wpi="http://schemas.microsoft.com/office/word/2010/wordprocessingInk" xmlns:wne="http://schemas.microsoft.com/office/word/2006/wordml" xmlns:wps="http://schemas.microsoft.com/office/word/2010/wordprocessingShape" mc:Ignorable="w14 w15 w16se w16cid w16 w16cex w16sdtdh w16sdtfl w16du wp14">
   <w:p>
     <w:pPr>
+      <w:pStyle w:val="Footer"/>
+    </w:pPr>
+  </w:p>
+</w:ftr>
+</file>
+
+<file path=word/footer2.xml><?xml version="1.0" encoding="utf-8"?>
+<w:ftr xmlns:wpc="http://schemas.microsoft.com/office/word/2010/wordprocessingCanvas" xmlns:cx="http://schemas.microsoft.com/office/drawing/2014/chartex" xmlns:cx1="http://schemas.microsoft.com/office/drawing/2015/9/8/chartex" xmlns:cx2="http://schemas.microsoft.com/office/drawing/2015/10/21/chartex" xmlns:cx3="http://schemas.microsoft.com/office/drawing/2016/5/9/chartex" xmlns:cx4="http://schemas.microsoft.com/office/drawing/2016/5/10/chartex" xmlns:cx5="http://schemas.microsoft.com/office/drawing/2016/5/11/chartex" xmlns:cx6="http://schemas.microsoft.com/office/drawing/2016/5/12/chartex" xmlns:cx7="http://schemas.microsoft.com/office/drawing/2016/5/13/chartex" xmlns:cx8="http://schemas.microsoft.com/office/drawing/2016/5/14/chartex" xmlns:mc="http://schemas.openxmlformats.org/markup-compatibility/2006" xmlns:aink="http://schemas.microsoft.com/office/drawing/2016/ink" xmlns:am3d="http://schemas.microsoft.com/office/drawing/2017/model3d" xmlns:o="urn:schemas-microsoft-com:office:office" xmlns:oel="http://schemas.microsoft.com/office/2019/extlst" xmlns:r="http://schemas.openxmlformats.org/officeDocument/2006/relationships" xmlns:m="http://schemas.openxmlformats.org/officeDocument/2006/math" xmlns:v="urn:schemas-microsoft-com:vml" xmlns:wp14="http://schemas.microsoft.com/office/word/2010/wordprocessingDrawing" xmlns:wp="http://schemas.openxmlformats.org/drawingml/2006/wordprocessingDrawing" xmlns:w10="urn:schemas-microsoft-com:office:word" xmlns:w="http://schemas.openxmlformats.org/wordprocessingml/2006/main" xmlns:w14="http://schemas.microsoft.com/office/word/2010/wordml" xmlns:w15="http://schemas.microsoft.com/office/word/2012/wordml" xmlns:w16cex="http://schemas.microsoft.com/office/word/2018/wordml/cex" xmlns:w16cid="http://schemas.microsoft.com/office/word/2016/wordml/cid" xmlns:w16="http://schemas.microsoft.com/office/word/2018/wordml" xmlns:w16du="http://schemas.microsoft.com/office/word/2023/wordml/word16du" xmlns:w16sdtdh="http://schemas.microsoft.com/office/word/2020/wordml/sdtdatahash" xmlns:w16sdtfl="http://schemas.microsoft.com/office/word/2024/wordml/sdtformatlock" xmlns:w16se="http://schemas.microsoft.com/office/word/2015/wordml/symex" xmlns:wpg="http://schemas.microsoft.com/office/word/2010/wordprocessingGroup" xmlns:wpi="http://schemas.microsoft.com/office/word/2010/wordprocessingInk" xmlns:wne="http://schemas.microsoft.com/office/word/2006/wordml" xmlns:wps="http://schemas.microsoft.com/office/word/2010/wordprocessingShape" mc:Ignorable="w14 w15 w16se w16cid w16 w16cex w16sdtdh w16sdtfl w16du wp14">
+  <w:p>
+    <w:pPr>
       <w:pStyle w:val="HeaderFooter"/>
+    </w:pPr>
+  </w:p>
+</w:ftr>
+</file>
+
+<file path=word/footer3.xml><?xml version="1.0" encoding="utf-8"?>
+<w:ftr xmlns:wpc="http://schemas.microsoft.com/office/word/2010/wordprocessingCanvas" xmlns:cx="http://schemas.microsoft.com/office/drawing/2014/chartex" xmlns:cx1="http://schemas.microsoft.com/office/drawing/2015/9/8/chartex" xmlns:cx2="http://schemas.microsoft.com/office/drawing/2015/10/21/chartex" xmlns:cx3="http://schemas.microsoft.com/office/drawing/2016/5/9/chartex" xmlns:cx4="http://schemas.microsoft.com/office/drawing/2016/5/10/chartex" xmlns:cx5="http://schemas.microsoft.com/office/drawing/2016/5/11/chartex" xmlns:cx6="http://schemas.microsoft.com/office/drawing/2016/5/12/chartex" xmlns:cx7="http://schemas.microsoft.com/office/drawing/2016/5/13/chartex" xmlns:cx8="http://schemas.microsoft.com/office/drawing/2016/5/14/chartex" xmlns:mc="http://schemas.openxmlformats.org/markup-compatibility/2006" xmlns:aink="http://schemas.microsoft.com/office/drawing/2016/ink" xmlns:am3d="http://schemas.microsoft.com/office/drawing/2017/model3d" xmlns:o="urn:schemas-microsoft-com:office:office" xmlns:oel="http://schemas.microsoft.com/office/2019/extlst" xmlns:r="http://schemas.openxmlformats.org/officeDocument/2006/relationships" xmlns:m="http://schemas.openxmlformats.org/officeDocument/2006/math" xmlns:v="urn:schemas-microsoft-com:vml" xmlns:wp14="http://schemas.microsoft.com/office/word/2010/wordprocessingDrawing" xmlns:wp="http://schemas.openxmlformats.org/drawingml/2006/wordprocessingDrawing" xmlns:w10="urn:schemas-microsoft-com:office:word" xmlns:w="http://schemas.openxmlformats.org/wordprocessingml/2006/main" xmlns:w14="http://schemas.microsoft.com/office/word/2010/wordml" xmlns:w15="http://schemas.microsoft.com/office/word/2012/wordml" xmlns:w16cex="http://schemas.microsoft.com/office/word/2018/wordml/cex" xmlns:w16cid="http://schemas.microsoft.com/office/word/2016/wordml/cid" xmlns:w16="http://schemas.microsoft.com/office/word/2018/wordml" xmlns:w16du="http://schemas.microsoft.com/office/word/2023/wordml/word16du" xmlns:w16sdtdh="http://schemas.microsoft.com/office/word/2020/wordml/sdtdatahash" xmlns:w16sdtfl="http://schemas.microsoft.com/office/word/2024/wordml/sdtformatlock" xmlns:w16se="http://schemas.microsoft.com/office/word/2015/wordml/symex" xmlns:wpg="http://schemas.microsoft.com/office/word/2010/wordprocessingGroup" xmlns:wpi="http://schemas.microsoft.com/office/word/2010/wordprocessingInk" xmlns:wne="http://schemas.microsoft.com/office/word/2006/wordml" xmlns:wps="http://schemas.microsoft.com/office/word/2010/wordprocessingShape" mc:Ignorable="w14 w15 w16se w16cid w16 w16cex w16sdtdh w16sdtfl w16du wp14">
+  <w:p>
+    <w:pPr>
+      <w:pStyle w:val="Footer"/>
     </w:pPr>
   </w:p>
 </w:ftr>
@@ -408,7 +430,27 @@
 <w:hdr xmlns:wpc="http://schemas.microsoft.com/office/word/2010/wordprocessingCanvas" xmlns:cx="http://schemas.microsoft.com/office/drawing/2014/chartex" xmlns:cx1="http://schemas.microsoft.com/office/drawing/2015/9/8/chartex" xmlns:cx2="http://schemas.microsoft.com/office/drawing/2015/10/21/chartex" xmlns:cx3="http://schemas.microsoft.com/office/drawing/2016/5/9/chartex" xmlns:cx4="http://schemas.microsoft.com/office/drawing/2016/5/10/chartex" xmlns:cx5="http://schemas.microsoft.com/office/drawing/2016/5/11/chartex" xmlns:cx6="http://schemas.microsoft.com/office/drawing/2016/5/12/chartex" xmlns:cx7="http://schemas.microsoft.com/office/drawing/2016/5/13/chartex" xmlns:cx8="http://schemas.microsoft.com/office/drawing/2016/5/14/chartex" xmlns:mc="http://schemas.openxmlformats.org/markup-compatibility/2006" xmlns:aink="http://schemas.microsoft.com/office/drawing/2016/ink" xmlns:am3d="http://schemas.microsoft.com/office/drawing/2017/model3d" xmlns:o="urn:schemas-microsoft-com:office:office" xmlns:oel="http://schemas.microsoft.com/office/2019/extlst" xmlns:r="http://schemas.openxmlformats.org/officeDocument/2006/relationships" xmlns:m="http://schemas.openxmlformats.org/officeDocument/2006/math" xmlns:v="urn:schemas-microsoft-com:vml" xmlns:wp14="http://schemas.microsoft.com/office/word/2010/wordprocessingDrawing" xmlns:wp="http://schemas.openxmlformats.org/drawingml/2006/wordprocessingDrawing" xmlns:w10="urn:schemas-microsoft-com:office:word" xmlns:w="http://schemas.openxmlformats.org/wordprocessingml/2006/main" xmlns:w14="http://schemas.microsoft.com/office/word/2010/wordml" xmlns:w15="http://schemas.microsoft.com/office/word/2012/wordml" xmlns:w16cex="http://schemas.microsoft.com/office/word/2018/wordml/cex" xmlns:w16cid="http://schemas.microsoft.com/office/word/2016/wordml/cid" xmlns:w16="http://schemas.microsoft.com/office/word/2018/wordml" xmlns:w16du="http://schemas.microsoft.com/office/word/2023/wordml/word16du" xmlns:w16sdtdh="http://schemas.microsoft.com/office/word/2020/wordml/sdtdatahash" xmlns:w16sdtfl="http://schemas.microsoft.com/office/word/2024/wordml/sdtformatlock" xmlns:w16se="http://schemas.microsoft.com/office/word/2015/wordml/symex" xmlns:wpg="http://schemas.microsoft.com/office/word/2010/wordprocessingGroup" xmlns:wpi="http://schemas.microsoft.com/office/word/2010/wordprocessingInk" xmlns:wne="http://schemas.microsoft.com/office/word/2006/wordml" xmlns:wps="http://schemas.microsoft.com/office/word/2010/wordprocessingShape" mc:Ignorable="w14 w15 w16se w16cid w16 w16cex w16sdtdh w16sdtfl w16du wp14">
   <w:p>
     <w:pPr>
+      <w:pStyle w:val="Header"/>
+    </w:pPr>
+  </w:p>
+</w:hdr>
+</file>
+
+<file path=word/header2.xml><?xml version="1.0" encoding="utf-8"?>
+<w:hdr xmlns:wpc="http://schemas.microsoft.com/office/word/2010/wordprocessingCanvas" xmlns:cx="http://schemas.microsoft.com/office/drawing/2014/chartex" xmlns:cx1="http://schemas.microsoft.com/office/drawing/2015/9/8/chartex" xmlns:cx2="http://schemas.microsoft.com/office/drawing/2015/10/21/chartex" xmlns:cx3="http://schemas.microsoft.com/office/drawing/2016/5/9/chartex" xmlns:cx4="http://schemas.microsoft.com/office/drawing/2016/5/10/chartex" xmlns:cx5="http://schemas.microsoft.com/office/drawing/2016/5/11/chartex" xmlns:cx6="http://schemas.microsoft.com/office/drawing/2016/5/12/chartex" xmlns:cx7="http://schemas.microsoft.com/office/drawing/2016/5/13/chartex" xmlns:cx8="http://schemas.microsoft.com/office/drawing/2016/5/14/chartex" xmlns:mc="http://schemas.openxmlformats.org/markup-compatibility/2006" xmlns:aink="http://schemas.microsoft.com/office/drawing/2016/ink" xmlns:am3d="http://schemas.microsoft.com/office/drawing/2017/model3d" xmlns:o="urn:schemas-microsoft-com:office:office" xmlns:oel="http://schemas.microsoft.com/office/2019/extlst" xmlns:r="http://schemas.openxmlformats.org/officeDocument/2006/relationships" xmlns:m="http://schemas.openxmlformats.org/officeDocument/2006/math" xmlns:v="urn:schemas-microsoft-com:vml" xmlns:wp14="http://schemas.microsoft.com/office/word/2010/wordprocessingDrawing" xmlns:wp="http://schemas.openxmlformats.org/drawingml/2006/wordprocessingDrawing" xmlns:w10="urn:schemas-microsoft-com:office:word" xmlns:w="http://schemas.openxmlformats.org/wordprocessingml/2006/main" xmlns:w14="http://schemas.microsoft.com/office/word/2010/wordml" xmlns:w15="http://schemas.microsoft.com/office/word/2012/wordml" xmlns:w16cex="http://schemas.microsoft.com/office/word/2018/wordml/cex" xmlns:w16cid="http://schemas.microsoft.com/office/word/2016/wordml/cid" xmlns:w16="http://schemas.microsoft.com/office/word/2018/wordml" xmlns:w16du="http://schemas.microsoft.com/office/word/2023/wordml/word16du" xmlns:w16sdtdh="http://schemas.microsoft.com/office/word/2020/wordml/sdtdatahash" xmlns:w16sdtfl="http://schemas.microsoft.com/office/word/2024/wordml/sdtformatlock" xmlns:w16se="http://schemas.microsoft.com/office/word/2015/wordml/symex" xmlns:wpg="http://schemas.microsoft.com/office/word/2010/wordprocessingGroup" xmlns:wpi="http://schemas.microsoft.com/office/word/2010/wordprocessingInk" xmlns:wne="http://schemas.microsoft.com/office/word/2006/wordml" xmlns:wps="http://schemas.microsoft.com/office/word/2010/wordprocessingShape" mc:Ignorable="w14 w15 w16se w16cid w16 w16cex w16sdtdh w16sdtfl w16du wp14">
+  <w:p>
+    <w:pPr>
       <w:pStyle w:val="HeaderFooter"/>
+    </w:pPr>
+  </w:p>
+</w:hdr>
+</file>
+
+<file path=word/header3.xml><?xml version="1.0" encoding="utf-8"?>
+<w:hdr xmlns:wpc="http://schemas.microsoft.com/office/word/2010/wordprocessingCanvas" xmlns:cx="http://schemas.microsoft.com/office/drawing/2014/chartex" xmlns:cx1="http://schemas.microsoft.com/office/drawing/2015/9/8/chartex" xmlns:cx2="http://schemas.microsoft.com/office/drawing/2015/10/21/chartex" xmlns:cx3="http://schemas.microsoft.com/office/drawing/2016/5/9/chartex" xmlns:cx4="http://schemas.microsoft.com/office/drawing/2016/5/10/chartex" xmlns:cx5="http://schemas.microsoft.com/office/drawing/2016/5/11/chartex" xmlns:cx6="http://schemas.microsoft.com/office/drawing/2016/5/12/chartex" xmlns:cx7="http://schemas.microsoft.com/office/drawing/2016/5/13/chartex" xmlns:cx8="http://schemas.microsoft.com/office/drawing/2016/5/14/chartex" xmlns:mc="http://schemas.openxmlformats.org/markup-compatibility/2006" xmlns:aink="http://schemas.microsoft.com/office/drawing/2016/ink" xmlns:am3d="http://schemas.microsoft.com/office/drawing/2017/model3d" xmlns:o="urn:schemas-microsoft-com:office:office" xmlns:oel="http://schemas.microsoft.com/office/2019/extlst" xmlns:r="http://schemas.openxmlformats.org/officeDocument/2006/relationships" xmlns:m="http://schemas.openxmlformats.org/officeDocument/2006/math" xmlns:v="urn:schemas-microsoft-com:vml" xmlns:wp14="http://schemas.microsoft.com/office/word/2010/wordprocessingDrawing" xmlns:wp="http://schemas.openxmlformats.org/drawingml/2006/wordprocessingDrawing" xmlns:w10="urn:schemas-microsoft-com:office:word" xmlns:w="http://schemas.openxmlformats.org/wordprocessingml/2006/main" xmlns:w14="http://schemas.microsoft.com/office/word/2010/wordml" xmlns:w15="http://schemas.microsoft.com/office/word/2012/wordml" xmlns:w16cex="http://schemas.microsoft.com/office/word/2018/wordml/cex" xmlns:w16cid="http://schemas.microsoft.com/office/word/2016/wordml/cid" xmlns:w16="http://schemas.microsoft.com/office/word/2018/wordml" xmlns:w16du="http://schemas.microsoft.com/office/word/2023/wordml/word16du" xmlns:w16sdtdh="http://schemas.microsoft.com/office/word/2020/wordml/sdtdatahash" xmlns:w16sdtfl="http://schemas.microsoft.com/office/word/2024/wordml/sdtformatlock" xmlns:w16se="http://schemas.microsoft.com/office/word/2015/wordml/symex" xmlns:wpg="http://schemas.microsoft.com/office/word/2010/wordprocessingGroup" xmlns:wpi="http://schemas.microsoft.com/office/word/2010/wordprocessingInk" xmlns:wne="http://schemas.microsoft.com/office/word/2006/wordml" xmlns:wps="http://schemas.microsoft.com/office/word/2010/wordprocessingShape" mc:Ignorable="w14 w15 w16se w16cid w16 w16cex w16sdtdh w16sdtfl w16du wp14">
+  <w:p>
+    <w:pPr>
+      <w:pStyle w:val="Header"/>
     </w:pPr>
   </w:p>
 </w:hdr>
@@ -960,6 +1002,62 @@
       <w:u w:val="single"/>
     </w:rPr>
   </w:style>
+  <w:style w:type="paragraph" w:styleId="Header">
+    <w:name w:val="header"/>
+    <w:basedOn w:val="Normal"/>
+    <w:link w:val="HeaderChar"/>
+    <w:uiPriority w:val="99"/>
+    <w:unhideWhenUsed/>
+    <w:rsid w:val="00BD1A72"/>
+    <w:pPr>
+      <w:tabs>
+        <w:tab w:val="center" w:pos="4680"/>
+        <w:tab w:val="right" w:pos="9360"/>
+      </w:tabs>
+    </w:pPr>
+  </w:style>
+  <w:style w:type="character" w:customStyle="1" w:styleId="HeaderChar">
+    <w:name w:val="Header Char"/>
+    <w:basedOn w:val="DefaultParagraphFont"/>
+    <w:link w:val="Header"/>
+    <w:uiPriority w:val="99"/>
+    <w:rsid w:val="00BD1A72"/>
+    <w:rPr>
+      <w:rFonts w:ascii="Times New Roman" w:eastAsia="Arial Unicode MS" w:hAnsi="Times New Roman" w:cs="Times New Roman"/>
+      <w:kern w:val="0"/>
+      <w:bdr w:val="nil"/>
+      <w:lang w:eastAsia="en-US"/>
+      <w14:ligatures w14:val="none"/>
+    </w:rPr>
+  </w:style>
+  <w:style w:type="paragraph" w:styleId="Footer">
+    <w:name w:val="footer"/>
+    <w:basedOn w:val="Normal"/>
+    <w:link w:val="FooterChar"/>
+    <w:uiPriority w:val="99"/>
+    <w:unhideWhenUsed/>
+    <w:rsid w:val="00BD1A72"/>
+    <w:pPr>
+      <w:tabs>
+        <w:tab w:val="center" w:pos="4680"/>
+        <w:tab w:val="right" w:pos="9360"/>
+      </w:tabs>
+    </w:pPr>
+  </w:style>
+  <w:style w:type="character" w:customStyle="1" w:styleId="FooterChar">
+    <w:name w:val="Footer Char"/>
+    <w:basedOn w:val="DefaultParagraphFont"/>
+    <w:link w:val="Footer"/>
+    <w:uiPriority w:val="99"/>
+    <w:rsid w:val="00BD1A72"/>
+    <w:rPr>
+      <w:rFonts w:ascii="Times New Roman" w:eastAsia="Arial Unicode MS" w:hAnsi="Times New Roman" w:cs="Times New Roman"/>
+      <w:kern w:val="0"/>
+      <w:bdr w:val="nil"/>
+      <w:lang w:eastAsia="en-US"/>
+      <w14:ligatures w14:val="none"/>
+    </w:rPr>
+  </w:style>
 </w:styles>
 </file>
 

--- a/AER_I_Submission/Abajian_Disclosure.docx
+++ b/AER_I_Submission/Abajian_Disclosure.docx
@@ -253,6 +253,25 @@
           <w:u w:color="000000"/>
         </w:rPr>
       </w:pPr>
+    </w:p>
+    <w:p>
+      <w:pPr>
+        <w:pStyle w:val="Body"/>
+        <w:spacing w:before="49"/>
+        <w:rPr>
+          <w:rFonts w:ascii="Yale 2024" w:eastAsia="Times New Roman" w:hAnsi="Yale 2024" w:cs="Times New Roman"/>
+          <w:sz w:val="20"/>
+          <w:szCs w:val="20"/>
+        </w:rPr>
+      </w:pPr>
+      <w:r>
+        <w:rPr>
+          <w:rFonts w:ascii="Yale 2024" w:eastAsia="Times New Roman" w:hAnsi="Yale 2024" w:cs="Times New Roman"/>
+          <w:sz w:val="20"/>
+          <w:szCs w:val="20"/>
+        </w:rPr>
+        <w:t>Sincerely,</w:t>
+      </w:r>
     </w:p>
     <w:p>
       <w:pPr>
@@ -280,24 +299,6 @@
       <w:r>
         <w:rPr>
           <w:rFonts w:ascii="Yale 2024" w:eastAsia="Times New Roman" w:hAnsi="Yale 2024" w:cs="Times New Roman"/>
-          <w:sz w:val="20"/>
-          <w:szCs w:val="20"/>
-        </w:rPr>
-        <w:t xml:space="preserve">Sincerely, </w:t>
-      </w:r>
-    </w:p>
-    <w:p>
-      <w:pPr>
-        <w:pStyle w:val="Body"/>
-        <w:rPr>
-          <w:rFonts w:ascii="Yale 2024" w:eastAsia="Times New Roman" w:hAnsi="Yale 2024" w:cs="Times New Roman"/>
-          <w:sz w:val="20"/>
-          <w:szCs w:val="20"/>
-        </w:rPr>
-      </w:pPr>
-      <w:r>
-        <w:rPr>
-          <w:rFonts w:ascii="Yale 2024" w:hAnsi="Yale 2024" w:cs="Times New Roman"/>
           <w:sz w:val="20"/>
           <w:szCs w:val="20"/>
         </w:rPr>
